--- a/DAEN300F26/Topics.docx
+++ b/DAEN300F26/Topics.docx
@@ -1578,15 +1578,13 @@
                 <w:szCs w:val="22"/>
               </w:rPr>
             </w:pPr>
-            <w:proofErr w:type="spellStart"/>
-            <w:r>
-              <w:rPr>
-                <w:sz w:val="22"/>
-                <w:szCs w:val="22"/>
-              </w:rPr>
-              <w:t>Memoization</w:t>
-            </w:r>
-            <w:proofErr w:type="spellEnd"/>
+            <w:r>
+              <w:rPr>
+                <w:sz w:val="22"/>
+                <w:szCs w:val="22"/>
+              </w:rPr>
+              <w:t>Memorization</w:t>
+            </w:r>
             <w:r>
               <w:rPr>
                 <w:sz w:val="22"/>
@@ -3118,6 +3116,7 @@
   <w:style w:type="character" w:default="1" w:styleId="DefaultParagraphFont">
     <w:name w:val="Default Paragraph Font"/>
     <w:uiPriority w:val="1"/>
+    <w:semiHidden/>
     <w:unhideWhenUsed/>
   </w:style>
   <w:style w:type="table" w:default="1" w:styleId="TableNormal">

--- a/DAEN300F26/Topics.docx
+++ b/DAEN300F26/Topics.docx
@@ -1,6 +1,6 @@
 
 <file path=word/document.xml><?xml version="1.0" encoding="utf-8"?>
-<w:document xmlns:wpc="http://schemas.microsoft.com/office/word/2010/wordprocessingCanvas" xmlns:cx="http://schemas.microsoft.com/office/drawing/2014/chartex" xmlns:cx1="http://schemas.microsoft.com/office/drawing/2015/9/8/chartex" xmlns:cx2="http://schemas.microsoft.com/office/drawing/2015/10/21/chartex" xmlns:cx3="http://schemas.microsoft.com/office/drawing/2016/5/9/chartex" xmlns:cx4="http://schemas.microsoft.com/office/drawing/2016/5/10/chartex" xmlns:cx5="http://schemas.microsoft.com/office/drawing/2016/5/11/chartex" xmlns:cx6="http://schemas.microsoft.com/office/drawing/2016/5/12/chartex" xmlns:cx7="http://schemas.microsoft.com/office/drawing/2016/5/13/chartex" xmlns:cx8="http://schemas.microsoft.com/office/drawing/2016/5/14/chartex" xmlns:mc="http://schemas.openxmlformats.org/markup-compatibility/2006" xmlns:m="http://schemas.openxmlformats.org/officeDocument/2006/math" xmlns:aink="http://schemas.microsoft.com/office/drawing/2016/ink" xmlns:am3d="http://schemas.microsoft.com/office/drawing/2017/model3d" xmlns:oel="http://schemas.microsoft.com/office/2019/extlst" xmlns:r="http://schemas.openxmlformats.org/officeDocument/2006/relationships" xmlns:wp14="http://schemas.microsoft.com/office/word/2010/wordprocessingDrawing" xmlns:wp="http://schemas.openxmlformats.org/drawingml/2006/wordprocessingDrawing" xmlns:wpg="http://schemas.microsoft.com/office/word/2010/wordprocessingGroup" xmlns:wpi="http://schemas.microsoft.com/office/word/2010/wordprocessingInk" xmlns:wps="http://schemas.microsoft.com/office/word/2010/wordprocessingShape" xmlns:o="urn:schemas-microsoft-com:office:office" xmlns:v="urn:schemas-microsoft-com:vml" xmlns:w10="urn:schemas-microsoft-com:office:word" xmlns:w="http://schemas.openxmlformats.org/wordprocessingml/2006/main" xmlns:w14="http://schemas.microsoft.com/office/word/2010/wordml" xmlns:w15="http://schemas.microsoft.com/office/word/2012/wordml" xmlns:w16cei="http://schemas.microsoft.com/office/word/2026/wordml/cei" xmlns:w16cex="http://schemas.microsoft.com/office/word/2018/wordml/cex" xmlns:w16cid="http://schemas.microsoft.com/office/word/2016/wordml/cid" xmlns:w16="http://schemas.microsoft.com/office/word/2018/wordml" xmlns:w16sdtdh="http://schemas.microsoft.com/office/word/2020/wordml/sdtdatahash" xmlns:w16sdtfl="http://schemas.microsoft.com/office/word/2024/wordml/sdtformatlock" xmlns:w16se="http://schemas.microsoft.com/office/word/2015/wordml/symex" xmlns:w16du="http://schemas.microsoft.com/office/word/2023/wordml/word16du" xmlns:wne="http://schemas.microsoft.com/office/word/2006/wordml" mc:Ignorable="w14 w15 w16se w16cid w16 w16cex w16sdtdh w16sdtfl w16du wp14">
+<w:document xmlns:wpc="http://schemas.microsoft.com/office/word/2010/wordprocessingCanvas" xmlns:cx="http://schemas.microsoft.com/office/drawing/2014/chartex" xmlns:cx1="http://schemas.microsoft.com/office/drawing/2015/9/8/chartex" xmlns:cx2="http://schemas.microsoft.com/office/drawing/2015/10/21/chartex" xmlns:cx3="http://schemas.microsoft.com/office/drawing/2016/5/9/chartex" xmlns:cx4="http://schemas.microsoft.com/office/drawing/2016/5/10/chartex" xmlns:cx5="http://schemas.microsoft.com/office/drawing/2016/5/11/chartex" xmlns:cx6="http://schemas.microsoft.com/office/drawing/2016/5/12/chartex" xmlns:cx7="http://schemas.microsoft.com/office/drawing/2016/5/13/chartex" xmlns:cx8="http://schemas.microsoft.com/office/drawing/2016/5/14/chartex" xmlns:mc="http://schemas.openxmlformats.org/markup-compatibility/2006" xmlns:m="http://schemas.openxmlformats.org/officeDocument/2006/math" xmlns:aink="http://schemas.microsoft.com/office/drawing/2016/ink" xmlns:am3d="http://schemas.microsoft.com/office/drawing/2017/model3d" xmlns:oel="http://schemas.microsoft.com/office/2019/extlst" xmlns:r="http://schemas.openxmlformats.org/officeDocument/2006/relationships" xmlns:wp14="http://schemas.microsoft.com/office/word/2010/wordprocessingDrawing" xmlns:wp="http://schemas.openxmlformats.org/drawingml/2006/wordprocessingDrawing" xmlns:wpg="http://schemas.microsoft.com/office/word/2010/wordprocessingGroup" xmlns:wpi="http://schemas.microsoft.com/office/word/2010/wordprocessingInk" xmlns:wps="http://schemas.microsoft.com/office/word/2010/wordprocessingShape" xmlns:o="urn:schemas-microsoft-com:office:office" xmlns:v="urn:schemas-microsoft-com:vml" xmlns:w10="urn:schemas-microsoft-com:office:word" xmlns:w="http://schemas.openxmlformats.org/wordprocessingml/2006/main" xmlns:w14="http://schemas.microsoft.com/office/word/2010/wordml" xmlns:w15="http://schemas.microsoft.com/office/word/2012/wordml" xmlns:w16cex="http://schemas.microsoft.com/office/word/2018/wordml/cex" xmlns:w16cid="http://schemas.microsoft.com/office/word/2016/wordml/cid" xmlns:w16="http://schemas.microsoft.com/office/word/2018/wordml" xmlns:w16sdtdh="http://schemas.microsoft.com/office/word/2020/wordml/sdtdatahash" xmlns:w16sdtfl="http://schemas.microsoft.com/office/word/2024/wordml/sdtformatlock" xmlns:w16se="http://schemas.microsoft.com/office/word/2015/wordml/symex" xmlns:w16du="http://schemas.microsoft.com/office/word/2023/wordml/word16du" xmlns:wne="http://schemas.microsoft.com/office/word/2006/wordml" mc:Ignorable="w14 w15 w16se w16cid w16 w16cex w16sdtdh w16sdtfl w16du wp14">
   <w:body>
     <w:p>
       <w:pPr>
@@ -14,40 +14,40 @@
     <w:tbl>
       <w:tblPr>
         <w:tblStyle w:val="TableGrid"/>
-        <w:tblW w:w="0" w:type="auto"/>
+        <w:tblW w:w="14665" w:type="dxa"/>
         <w:tblLook w:val="04A0" w:firstRow="1" w:lastRow="0" w:firstColumn="1" w:lastColumn="0" w:noHBand="0" w:noVBand="1"/>
       </w:tblPr>
       <w:tblGrid>
-        <w:gridCol w:w="452"/>
-        <w:gridCol w:w="3191"/>
-        <w:gridCol w:w="4814"/>
-        <w:gridCol w:w="893"/>
+        <w:gridCol w:w="1285"/>
+        <w:gridCol w:w="4830"/>
+        <w:gridCol w:w="7299"/>
+        <w:gridCol w:w="1251"/>
       </w:tblGrid>
       <w:tr>
         <w:tc>
           <w:tcPr>
-            <w:tcW w:w="0" w:type="auto"/>
-            <w:hideMark/>
-          </w:tcPr>
-          <w:p>
-            <w:pPr>
-              <w:rPr>
-                <w:sz w:val="22"/>
-                <w:szCs w:val="22"/>
-              </w:rPr>
-            </w:pPr>
-            <w:r>
-              <w:rPr>
-                <w:sz w:val="22"/>
-                <w:szCs w:val="22"/>
-              </w:rPr>
-              <w:t>#</w:t>
-            </w:r>
-          </w:p>
-        </w:tc>
-        <w:tc>
-          <w:tcPr>
-            <w:tcW w:w="0" w:type="auto"/>
+            <w:tcW w:w="1285" w:type="dxa"/>
+            <w:hideMark/>
+          </w:tcPr>
+          <w:p>
+            <w:pPr>
+              <w:rPr>
+                <w:sz w:val="22"/>
+                <w:szCs w:val="22"/>
+              </w:rPr>
+            </w:pPr>
+            <w:r>
+              <w:rPr>
+                <w:sz w:val="22"/>
+                <w:szCs w:val="22"/>
+              </w:rPr>
+              <w:t>DAEN 300</w:t>
+            </w:r>
+          </w:p>
+        </w:tc>
+        <w:tc>
+          <w:tcPr>
+            <w:tcW w:w="4830" w:type="dxa"/>
             <w:hideMark/>
           </w:tcPr>
           <w:p>
@@ -68,7 +68,7 @@
         </w:tc>
         <w:tc>
           <w:tcPr>
-            <w:tcW w:w="0" w:type="auto"/>
+            <w:tcW w:w="7299" w:type="dxa"/>
             <w:hideMark/>
           </w:tcPr>
           <w:p>
@@ -89,7 +89,7 @@
         </w:tc>
         <w:tc>
           <w:tcPr>
-            <w:tcW w:w="0" w:type="auto"/>
+            <w:tcW w:w="1251" w:type="dxa"/>
             <w:hideMark/>
           </w:tcPr>
           <w:p>
@@ -112,7 +112,7 @@
       <w:tr>
         <w:tc>
           <w:tcPr>
-            <w:tcW w:w="0" w:type="auto"/>
+            <w:tcW w:w="1285" w:type="dxa"/>
             <w:hideMark/>
           </w:tcPr>
           <w:p>
@@ -133,7 +133,7 @@
         </w:tc>
         <w:tc>
           <w:tcPr>
-            <w:tcW w:w="0" w:type="auto"/>
+            <w:tcW w:w="4830" w:type="dxa"/>
             <w:hideMark/>
           </w:tcPr>
           <w:p>
@@ -154,7 +154,7 @@
         </w:tc>
         <w:tc>
           <w:tcPr>
-            <w:tcW w:w="0" w:type="auto"/>
+            <w:tcW w:w="7299" w:type="dxa"/>
             <w:hideMark/>
           </w:tcPr>
           <w:p>
@@ -175,7 +175,7 @@
         </w:tc>
         <w:tc>
           <w:tcPr>
-            <w:tcW w:w="0" w:type="auto"/>
+            <w:tcW w:w="1251" w:type="dxa"/>
             <w:hideMark/>
           </w:tcPr>
           <w:p>
@@ -198,7 +198,7 @@
       <w:tr>
         <w:tc>
           <w:tcPr>
-            <w:tcW w:w="0" w:type="auto"/>
+            <w:tcW w:w="1285" w:type="dxa"/>
             <w:hideMark/>
           </w:tcPr>
           <w:p>
@@ -219,7 +219,7 @@
         </w:tc>
         <w:tc>
           <w:tcPr>
-            <w:tcW w:w="0" w:type="auto"/>
+            <w:tcW w:w="4830" w:type="dxa"/>
             <w:hideMark/>
           </w:tcPr>
           <w:p>
@@ -240,7 +240,7 @@
         </w:tc>
         <w:tc>
           <w:tcPr>
-            <w:tcW w:w="0" w:type="auto"/>
+            <w:tcW w:w="7299" w:type="dxa"/>
             <w:hideMark/>
           </w:tcPr>
           <w:p>
@@ -261,7 +261,7 @@
         </w:tc>
         <w:tc>
           <w:tcPr>
-            <w:tcW w:w="0" w:type="auto"/>
+            <w:tcW w:w="1251" w:type="dxa"/>
             <w:hideMark/>
           </w:tcPr>
           <w:p>
@@ -284,7 +284,7 @@
       <w:tr>
         <w:tc>
           <w:tcPr>
-            <w:tcW w:w="0" w:type="auto"/>
+            <w:tcW w:w="1285" w:type="dxa"/>
             <w:hideMark/>
           </w:tcPr>
           <w:p>
@@ -305,7 +305,7 @@
         </w:tc>
         <w:tc>
           <w:tcPr>
-            <w:tcW w:w="0" w:type="auto"/>
+            <w:tcW w:w="4830" w:type="dxa"/>
             <w:hideMark/>
           </w:tcPr>
           <w:p>
@@ -326,7 +326,7 @@
         </w:tc>
         <w:tc>
           <w:tcPr>
-            <w:tcW w:w="0" w:type="auto"/>
+            <w:tcW w:w="7299" w:type="dxa"/>
             <w:hideMark/>
           </w:tcPr>
           <w:p>
@@ -363,7 +363,7 @@
         </w:tc>
         <w:tc>
           <w:tcPr>
-            <w:tcW w:w="0" w:type="auto"/>
+            <w:tcW w:w="1251" w:type="dxa"/>
             <w:hideMark/>
           </w:tcPr>
           <w:p>
@@ -386,7 +386,7 @@
       <w:tr>
         <w:tc>
           <w:tcPr>
-            <w:tcW w:w="0" w:type="auto"/>
+            <w:tcW w:w="1285" w:type="dxa"/>
             <w:hideMark/>
           </w:tcPr>
           <w:p>
@@ -407,7 +407,7 @@
         </w:tc>
         <w:tc>
           <w:tcPr>
-            <w:tcW w:w="0" w:type="auto"/>
+            <w:tcW w:w="4830" w:type="dxa"/>
             <w:hideMark/>
           </w:tcPr>
           <w:p>
@@ -428,7 +428,7 @@
         </w:tc>
         <w:tc>
           <w:tcPr>
-            <w:tcW w:w="0" w:type="auto"/>
+            <w:tcW w:w="7299" w:type="dxa"/>
             <w:hideMark/>
           </w:tcPr>
           <w:p>
@@ -449,7 +449,7 @@
         </w:tc>
         <w:tc>
           <w:tcPr>
-            <w:tcW w:w="0" w:type="auto"/>
+            <w:tcW w:w="1251" w:type="dxa"/>
             <w:hideMark/>
           </w:tcPr>
           <w:p>
@@ -472,7 +472,7 @@
       <w:tr>
         <w:tc>
           <w:tcPr>
-            <w:tcW w:w="0" w:type="auto"/>
+            <w:tcW w:w="1285" w:type="dxa"/>
             <w:hideMark/>
           </w:tcPr>
           <w:p>
@@ -493,7 +493,7 @@
         </w:tc>
         <w:tc>
           <w:tcPr>
-            <w:tcW w:w="0" w:type="auto"/>
+            <w:tcW w:w="4830" w:type="dxa"/>
             <w:hideMark/>
           </w:tcPr>
           <w:p>
@@ -514,7 +514,7 @@
         </w:tc>
         <w:tc>
           <w:tcPr>
-            <w:tcW w:w="0" w:type="auto"/>
+            <w:tcW w:w="7299" w:type="dxa"/>
             <w:hideMark/>
           </w:tcPr>
           <w:p>
@@ -535,7 +535,7 @@
         </w:tc>
         <w:tc>
           <w:tcPr>
-            <w:tcW w:w="0" w:type="auto"/>
+            <w:tcW w:w="1251" w:type="dxa"/>
             <w:hideMark/>
           </w:tcPr>
           <w:p>
@@ -558,7 +558,7 @@
       <w:tr>
         <w:tc>
           <w:tcPr>
-            <w:tcW w:w="0" w:type="auto"/>
+            <w:tcW w:w="1285" w:type="dxa"/>
             <w:hideMark/>
           </w:tcPr>
           <w:p>
@@ -579,7 +579,7 @@
         </w:tc>
         <w:tc>
           <w:tcPr>
-            <w:tcW w:w="0" w:type="auto"/>
+            <w:tcW w:w="4830" w:type="dxa"/>
             <w:hideMark/>
           </w:tcPr>
           <w:p>
@@ -600,7 +600,7 @@
         </w:tc>
         <w:tc>
           <w:tcPr>
-            <w:tcW w:w="0" w:type="auto"/>
+            <w:tcW w:w="7299" w:type="dxa"/>
             <w:hideMark/>
           </w:tcPr>
           <w:p>
@@ -621,7 +621,7 @@
         </w:tc>
         <w:tc>
           <w:tcPr>
-            <w:tcW w:w="0" w:type="auto"/>
+            <w:tcW w:w="1251" w:type="dxa"/>
             <w:hideMark/>
           </w:tcPr>
           <w:p>
@@ -644,7 +644,7 @@
       <w:tr>
         <w:tc>
           <w:tcPr>
-            <w:tcW w:w="0" w:type="auto"/>
+            <w:tcW w:w="1285" w:type="dxa"/>
             <w:hideMark/>
           </w:tcPr>
           <w:p>
@@ -665,7 +665,7 @@
         </w:tc>
         <w:tc>
           <w:tcPr>
-            <w:tcW w:w="0" w:type="auto"/>
+            <w:tcW w:w="4830" w:type="dxa"/>
             <w:hideMark/>
           </w:tcPr>
           <w:p>
@@ -686,7 +686,7 @@
         </w:tc>
         <w:tc>
           <w:tcPr>
-            <w:tcW w:w="0" w:type="auto"/>
+            <w:tcW w:w="7299" w:type="dxa"/>
             <w:hideMark/>
           </w:tcPr>
           <w:p>
@@ -707,7 +707,7 @@
         </w:tc>
         <w:tc>
           <w:tcPr>
-            <w:tcW w:w="0" w:type="auto"/>
+            <w:tcW w:w="1251" w:type="dxa"/>
             <w:hideMark/>
           </w:tcPr>
           <w:p>
@@ -730,7 +730,7 @@
       <w:tr>
         <w:tc>
           <w:tcPr>
-            <w:tcW w:w="0" w:type="auto"/>
+            <w:tcW w:w="1285" w:type="dxa"/>
             <w:hideMark/>
           </w:tcPr>
           <w:p>
@@ -751,7 +751,7 @@
         </w:tc>
         <w:tc>
           <w:tcPr>
-            <w:tcW w:w="0" w:type="auto"/>
+            <w:tcW w:w="4830" w:type="dxa"/>
             <w:hideMark/>
           </w:tcPr>
           <w:p>
@@ -772,7 +772,7 @@
         </w:tc>
         <w:tc>
           <w:tcPr>
-            <w:tcW w:w="0" w:type="auto"/>
+            <w:tcW w:w="7299" w:type="dxa"/>
             <w:hideMark/>
           </w:tcPr>
           <w:p>
@@ -793,7 +793,7 @@
         </w:tc>
         <w:tc>
           <w:tcPr>
-            <w:tcW w:w="0" w:type="auto"/>
+            <w:tcW w:w="1251" w:type="dxa"/>
             <w:hideMark/>
           </w:tcPr>
           <w:p>
@@ -816,7 +816,7 @@
       <w:tr>
         <w:tc>
           <w:tcPr>
-            <w:tcW w:w="0" w:type="auto"/>
+            <w:tcW w:w="1285" w:type="dxa"/>
             <w:hideMark/>
           </w:tcPr>
           <w:p>
@@ -837,7 +837,7 @@
         </w:tc>
         <w:tc>
           <w:tcPr>
-            <w:tcW w:w="0" w:type="auto"/>
+            <w:tcW w:w="4830" w:type="dxa"/>
             <w:hideMark/>
           </w:tcPr>
           <w:p>
@@ -858,7 +858,7 @@
         </w:tc>
         <w:tc>
           <w:tcPr>
-            <w:tcW w:w="0" w:type="auto"/>
+            <w:tcW w:w="7299" w:type="dxa"/>
             <w:hideMark/>
           </w:tcPr>
           <w:p>
@@ -879,7 +879,7 @@
         </w:tc>
         <w:tc>
           <w:tcPr>
-            <w:tcW w:w="0" w:type="auto"/>
+            <w:tcW w:w="1251" w:type="dxa"/>
             <w:hideMark/>
           </w:tcPr>
           <w:p>
@@ -902,7 +902,7 @@
       <w:tr>
         <w:tc>
           <w:tcPr>
-            <w:tcW w:w="0" w:type="auto"/>
+            <w:tcW w:w="1285" w:type="dxa"/>
             <w:hideMark/>
           </w:tcPr>
           <w:p>
@@ -923,7 +923,7 @@
         </w:tc>
         <w:tc>
           <w:tcPr>
-            <w:tcW w:w="0" w:type="auto"/>
+            <w:tcW w:w="4830" w:type="dxa"/>
             <w:hideMark/>
           </w:tcPr>
           <w:p>
@@ -944,7 +944,7 @@
         </w:tc>
         <w:tc>
           <w:tcPr>
-            <w:tcW w:w="0" w:type="auto"/>
+            <w:tcW w:w="7299" w:type="dxa"/>
             <w:hideMark/>
           </w:tcPr>
           <w:p>
@@ -965,7 +965,7 @@
         </w:tc>
         <w:tc>
           <w:tcPr>
-            <w:tcW w:w="0" w:type="auto"/>
+            <w:tcW w:w="1251" w:type="dxa"/>
             <w:hideMark/>
           </w:tcPr>
           <w:p>
@@ -988,7 +988,7 @@
       <w:tr>
         <w:tc>
           <w:tcPr>
-            <w:tcW w:w="0" w:type="auto"/>
+            <w:tcW w:w="1285" w:type="dxa"/>
             <w:hideMark/>
           </w:tcPr>
           <w:p>
@@ -1009,7 +1009,7 @@
         </w:tc>
         <w:tc>
           <w:tcPr>
-            <w:tcW w:w="0" w:type="auto"/>
+            <w:tcW w:w="4830" w:type="dxa"/>
             <w:hideMark/>
           </w:tcPr>
           <w:p>
@@ -1030,7 +1030,7 @@
         </w:tc>
         <w:tc>
           <w:tcPr>
-            <w:tcW w:w="0" w:type="auto"/>
+            <w:tcW w:w="7299" w:type="dxa"/>
             <w:hideMark/>
           </w:tcPr>
           <w:p>
@@ -1051,7 +1051,7 @@
         </w:tc>
         <w:tc>
           <w:tcPr>
-            <w:tcW w:w="0" w:type="auto"/>
+            <w:tcW w:w="1251" w:type="dxa"/>
             <w:hideMark/>
           </w:tcPr>
           <w:p>
@@ -1074,7 +1074,7 @@
       <w:tr>
         <w:tc>
           <w:tcPr>
-            <w:tcW w:w="0" w:type="auto"/>
+            <w:tcW w:w="1285" w:type="dxa"/>
             <w:hideMark/>
           </w:tcPr>
           <w:p>
@@ -1095,7 +1095,7 @@
         </w:tc>
         <w:tc>
           <w:tcPr>
-            <w:tcW w:w="0" w:type="auto"/>
+            <w:tcW w:w="4830" w:type="dxa"/>
             <w:hideMark/>
           </w:tcPr>
           <w:p>
@@ -1116,7 +1116,7 @@
         </w:tc>
         <w:tc>
           <w:tcPr>
-            <w:tcW w:w="0" w:type="auto"/>
+            <w:tcW w:w="7299" w:type="dxa"/>
             <w:hideMark/>
           </w:tcPr>
           <w:p>
@@ -1137,7 +1137,7 @@
         </w:tc>
         <w:tc>
           <w:tcPr>
-            <w:tcW w:w="0" w:type="auto"/>
+            <w:tcW w:w="1251" w:type="dxa"/>
             <w:hideMark/>
           </w:tcPr>
           <w:p>
@@ -1160,7 +1160,7 @@
       <w:tr>
         <w:tc>
           <w:tcPr>
-            <w:tcW w:w="0" w:type="auto"/>
+            <w:tcW w:w="1285" w:type="dxa"/>
             <w:hideMark/>
           </w:tcPr>
           <w:p>
@@ -1181,7 +1181,7 @@
         </w:tc>
         <w:tc>
           <w:tcPr>
-            <w:tcW w:w="0" w:type="auto"/>
+            <w:tcW w:w="4830" w:type="dxa"/>
             <w:hideMark/>
           </w:tcPr>
           <w:p>
@@ -1202,7 +1202,7 @@
         </w:tc>
         <w:tc>
           <w:tcPr>
-            <w:tcW w:w="0" w:type="auto"/>
+            <w:tcW w:w="7299" w:type="dxa"/>
             <w:hideMark/>
           </w:tcPr>
           <w:p>
@@ -1223,7 +1223,7 @@
         </w:tc>
         <w:tc>
           <w:tcPr>
-            <w:tcW w:w="0" w:type="auto"/>
+            <w:tcW w:w="1251" w:type="dxa"/>
             <w:hideMark/>
           </w:tcPr>
           <w:p>
@@ -1244,6 +1244,30 @@
         </w:tc>
       </w:tr>
     </w:tbl>
+    <w:p>
+      <w:pPr>
+        <w:spacing w:after="0"/>
+        <w:rPr>
+          <w:sz w:val="22"/>
+          <w:szCs w:val="22"/>
+        </w:rPr>
+      </w:pPr>
+    </w:p>
+    <w:p>
+      <w:pPr>
+        <w:rPr>
+          <w:sz w:val="22"/>
+          <w:szCs w:val="22"/>
+        </w:rPr>
+      </w:pPr>
+      <w:r>
+        <w:rPr>
+          <w:sz w:val="22"/>
+          <w:szCs w:val="22"/>
+        </w:rPr>
+        <w:br w:type="page"/>
+      </w:r>
+    </w:p>
     <w:p>
       <w:pPr>
         <w:spacing w:after="0"/>
@@ -1256,40 +1280,47 @@
     <w:tbl>
       <w:tblPr>
         <w:tblStyle w:val="TableGrid"/>
-        <w:tblW w:w="0" w:type="auto"/>
+        <w:tblW w:w="14663" w:type="dxa"/>
         <w:tblLook w:val="04A0" w:firstRow="1" w:lastRow="0" w:firstColumn="1" w:lastColumn="0" w:noHBand="0" w:noVBand="1"/>
       </w:tblPr>
       <w:tblGrid>
-        <w:gridCol w:w="452"/>
-        <w:gridCol w:w="3155"/>
-        <w:gridCol w:w="4783"/>
-        <w:gridCol w:w="960"/>
+        <w:gridCol w:w="1285"/>
+        <w:gridCol w:w="4824"/>
+        <w:gridCol w:w="7301"/>
+        <w:gridCol w:w="1253"/>
       </w:tblGrid>
       <w:tr>
         <w:tc>
           <w:tcPr>
-            <w:tcW w:w="0" w:type="auto"/>
-            <w:hideMark/>
-          </w:tcPr>
-          <w:p>
-            <w:pPr>
-              <w:rPr>
-                <w:sz w:val="22"/>
-                <w:szCs w:val="22"/>
-              </w:rPr>
-            </w:pPr>
-            <w:r>
-              <w:rPr>
-                <w:sz w:val="22"/>
-                <w:szCs w:val="22"/>
-              </w:rPr>
-              <w:t>#</w:t>
-            </w:r>
-          </w:p>
-        </w:tc>
-        <w:tc>
-          <w:tcPr>
-            <w:tcW w:w="0" w:type="auto"/>
+            <w:tcW w:w="1285" w:type="dxa"/>
+            <w:hideMark/>
+          </w:tcPr>
+          <w:p>
+            <w:pPr>
+              <w:rPr>
+                <w:sz w:val="22"/>
+                <w:szCs w:val="22"/>
+              </w:rPr>
+            </w:pPr>
+            <w:r>
+              <w:rPr>
+                <w:sz w:val="22"/>
+                <w:szCs w:val="22"/>
+              </w:rPr>
+              <w:t>DAEN 30</w:t>
+            </w:r>
+            <w:r>
+              <w:rPr>
+                <w:sz w:val="22"/>
+                <w:szCs w:val="22"/>
+              </w:rPr>
+              <w:t>1</w:t>
+            </w:r>
+          </w:p>
+        </w:tc>
+        <w:tc>
+          <w:tcPr>
+            <w:tcW w:w="4824" w:type="dxa"/>
             <w:hideMark/>
           </w:tcPr>
           <w:p>
@@ -1310,7 +1341,7 @@
         </w:tc>
         <w:tc>
           <w:tcPr>
-            <w:tcW w:w="0" w:type="auto"/>
+            <w:tcW w:w="7301" w:type="dxa"/>
             <w:hideMark/>
           </w:tcPr>
           <w:p>
@@ -1331,7 +1362,7 @@
         </w:tc>
         <w:tc>
           <w:tcPr>
-            <w:tcW w:w="0" w:type="auto"/>
+            <w:tcW w:w="1253" w:type="dxa"/>
             <w:hideMark/>
           </w:tcPr>
           <w:p>
@@ -1354,7 +1385,7 @@
       <w:tr>
         <w:tc>
           <w:tcPr>
-            <w:tcW w:w="0" w:type="auto"/>
+            <w:tcW w:w="1285" w:type="dxa"/>
             <w:hideMark/>
           </w:tcPr>
           <w:p>
@@ -1375,7 +1406,7 @@
         </w:tc>
         <w:tc>
           <w:tcPr>
-            <w:tcW w:w="0" w:type="auto"/>
+            <w:tcW w:w="4824" w:type="dxa"/>
             <w:hideMark/>
           </w:tcPr>
           <w:p>
@@ -1396,7 +1427,7 @@
         </w:tc>
         <w:tc>
           <w:tcPr>
-            <w:tcW w:w="0" w:type="auto"/>
+            <w:tcW w:w="7301" w:type="dxa"/>
             <w:hideMark/>
           </w:tcPr>
           <w:p>
@@ -1417,7 +1448,7 @@
         </w:tc>
         <w:tc>
           <w:tcPr>
-            <w:tcW w:w="0" w:type="auto"/>
+            <w:tcW w:w="1253" w:type="dxa"/>
             <w:hideMark/>
           </w:tcPr>
           <w:p>
@@ -1440,7 +1471,7 @@
       <w:tr>
         <w:tc>
           <w:tcPr>
-            <w:tcW w:w="0" w:type="auto"/>
+            <w:tcW w:w="1285" w:type="dxa"/>
             <w:hideMark/>
           </w:tcPr>
           <w:p>
@@ -1461,7 +1492,7 @@
         </w:tc>
         <w:tc>
           <w:tcPr>
-            <w:tcW w:w="0" w:type="auto"/>
+            <w:tcW w:w="4824" w:type="dxa"/>
             <w:hideMark/>
           </w:tcPr>
           <w:p>
@@ -1482,7 +1513,7 @@
         </w:tc>
         <w:tc>
           <w:tcPr>
-            <w:tcW w:w="0" w:type="auto"/>
+            <w:tcW w:w="7301" w:type="dxa"/>
             <w:hideMark/>
           </w:tcPr>
           <w:p>
@@ -1503,7 +1534,7 @@
         </w:tc>
         <w:tc>
           <w:tcPr>
-            <w:tcW w:w="0" w:type="auto"/>
+            <w:tcW w:w="1253" w:type="dxa"/>
             <w:hideMark/>
           </w:tcPr>
           <w:p>
@@ -1526,7 +1557,7 @@
       <w:tr>
         <w:tc>
           <w:tcPr>
-            <w:tcW w:w="0" w:type="auto"/>
+            <w:tcW w:w="1285" w:type="dxa"/>
             <w:hideMark/>
           </w:tcPr>
           <w:p>
@@ -1547,7 +1578,7 @@
         </w:tc>
         <w:tc>
           <w:tcPr>
-            <w:tcW w:w="0" w:type="auto"/>
+            <w:tcW w:w="4824" w:type="dxa"/>
             <w:hideMark/>
           </w:tcPr>
           <w:p>
@@ -1568,7 +1599,7 @@
         </w:tc>
         <w:tc>
           <w:tcPr>
-            <w:tcW w:w="0" w:type="auto"/>
+            <w:tcW w:w="7301" w:type="dxa"/>
             <w:hideMark/>
           </w:tcPr>
           <w:p>
@@ -1596,7 +1627,7 @@
         </w:tc>
         <w:tc>
           <w:tcPr>
-            <w:tcW w:w="0" w:type="auto"/>
+            <w:tcW w:w="1253" w:type="dxa"/>
             <w:hideMark/>
           </w:tcPr>
           <w:p>
@@ -1619,7 +1650,7 @@
       <w:tr>
         <w:tc>
           <w:tcPr>
-            <w:tcW w:w="0" w:type="auto"/>
+            <w:tcW w:w="1285" w:type="dxa"/>
             <w:hideMark/>
           </w:tcPr>
           <w:p>
@@ -1640,7 +1671,7 @@
         </w:tc>
         <w:tc>
           <w:tcPr>
-            <w:tcW w:w="0" w:type="auto"/>
+            <w:tcW w:w="4824" w:type="dxa"/>
             <w:hideMark/>
           </w:tcPr>
           <w:p>
@@ -1661,7 +1692,7 @@
         </w:tc>
         <w:tc>
           <w:tcPr>
-            <w:tcW w:w="0" w:type="auto"/>
+            <w:tcW w:w="7301" w:type="dxa"/>
             <w:hideMark/>
           </w:tcPr>
           <w:p>
@@ -1682,7 +1713,7 @@
         </w:tc>
         <w:tc>
           <w:tcPr>
-            <w:tcW w:w="0" w:type="auto"/>
+            <w:tcW w:w="1253" w:type="dxa"/>
             <w:hideMark/>
           </w:tcPr>
           <w:p>
@@ -1705,7 +1736,7 @@
       <w:tr>
         <w:tc>
           <w:tcPr>
-            <w:tcW w:w="0" w:type="auto"/>
+            <w:tcW w:w="1285" w:type="dxa"/>
             <w:hideMark/>
           </w:tcPr>
           <w:p>
@@ -1726,7 +1757,7 @@
         </w:tc>
         <w:tc>
           <w:tcPr>
-            <w:tcW w:w="0" w:type="auto"/>
+            <w:tcW w:w="4824" w:type="dxa"/>
             <w:hideMark/>
           </w:tcPr>
           <w:p>
@@ -1747,7 +1778,7 @@
         </w:tc>
         <w:tc>
           <w:tcPr>
-            <w:tcW w:w="0" w:type="auto"/>
+            <w:tcW w:w="7301" w:type="dxa"/>
             <w:hideMark/>
           </w:tcPr>
           <w:p>
@@ -1768,7 +1799,7 @@
         </w:tc>
         <w:tc>
           <w:tcPr>
-            <w:tcW w:w="0" w:type="auto"/>
+            <w:tcW w:w="1253" w:type="dxa"/>
             <w:hideMark/>
           </w:tcPr>
           <w:p>
@@ -1791,7 +1822,7 @@
       <w:tr>
         <w:tc>
           <w:tcPr>
-            <w:tcW w:w="0" w:type="auto"/>
+            <w:tcW w:w="1285" w:type="dxa"/>
             <w:hideMark/>
           </w:tcPr>
           <w:p>
@@ -1812,7 +1843,7 @@
         </w:tc>
         <w:tc>
           <w:tcPr>
-            <w:tcW w:w="0" w:type="auto"/>
+            <w:tcW w:w="4824" w:type="dxa"/>
             <w:hideMark/>
           </w:tcPr>
           <w:p>
@@ -1833,7 +1864,7 @@
         </w:tc>
         <w:tc>
           <w:tcPr>
-            <w:tcW w:w="0" w:type="auto"/>
+            <w:tcW w:w="7301" w:type="dxa"/>
             <w:hideMark/>
           </w:tcPr>
           <w:p>
@@ -1854,7 +1885,7 @@
         </w:tc>
         <w:tc>
           <w:tcPr>
-            <w:tcW w:w="0" w:type="auto"/>
+            <w:tcW w:w="1253" w:type="dxa"/>
             <w:hideMark/>
           </w:tcPr>
           <w:p>
@@ -1877,7 +1908,7 @@
       <w:tr>
         <w:tc>
           <w:tcPr>
-            <w:tcW w:w="0" w:type="auto"/>
+            <w:tcW w:w="1285" w:type="dxa"/>
             <w:hideMark/>
           </w:tcPr>
           <w:p>
@@ -1898,7 +1929,7 @@
         </w:tc>
         <w:tc>
           <w:tcPr>
-            <w:tcW w:w="0" w:type="auto"/>
+            <w:tcW w:w="4824" w:type="dxa"/>
             <w:hideMark/>
           </w:tcPr>
           <w:p>
@@ -1919,7 +1950,7 @@
         </w:tc>
         <w:tc>
           <w:tcPr>
-            <w:tcW w:w="0" w:type="auto"/>
+            <w:tcW w:w="7301" w:type="dxa"/>
             <w:hideMark/>
           </w:tcPr>
           <w:p>
@@ -1940,7 +1971,7 @@
         </w:tc>
         <w:tc>
           <w:tcPr>
-            <w:tcW w:w="0" w:type="auto"/>
+            <w:tcW w:w="1253" w:type="dxa"/>
             <w:hideMark/>
           </w:tcPr>
           <w:p>
@@ -1963,7 +1994,7 @@
       <w:tr>
         <w:tc>
           <w:tcPr>
-            <w:tcW w:w="0" w:type="auto"/>
+            <w:tcW w:w="1285" w:type="dxa"/>
             <w:hideMark/>
           </w:tcPr>
           <w:p>
@@ -1984,7 +2015,7 @@
         </w:tc>
         <w:tc>
           <w:tcPr>
-            <w:tcW w:w="0" w:type="auto"/>
+            <w:tcW w:w="4824" w:type="dxa"/>
             <w:hideMark/>
           </w:tcPr>
           <w:p>
@@ -2005,7 +2036,7 @@
         </w:tc>
         <w:tc>
           <w:tcPr>
-            <w:tcW w:w="0" w:type="auto"/>
+            <w:tcW w:w="7301" w:type="dxa"/>
             <w:hideMark/>
           </w:tcPr>
           <w:p>
@@ -2026,7 +2057,7 @@
         </w:tc>
         <w:tc>
           <w:tcPr>
-            <w:tcW w:w="0" w:type="auto"/>
+            <w:tcW w:w="1253" w:type="dxa"/>
             <w:hideMark/>
           </w:tcPr>
           <w:p>
@@ -2049,29 +2080,28 @@
       <w:tr>
         <w:tc>
           <w:tcPr>
-            <w:tcW w:w="0" w:type="auto"/>
-            <w:hideMark/>
-          </w:tcPr>
-          <w:p>
-            <w:pPr>
-              <w:rPr>
-                <w:sz w:val="22"/>
-                <w:szCs w:val="22"/>
-              </w:rPr>
-            </w:pPr>
-            <w:r>
-              <w:rPr>
-                <w:sz w:val="22"/>
-                <w:szCs w:val="22"/>
-              </w:rPr>
-              <w:lastRenderedPageBreak/>
+            <w:tcW w:w="1285" w:type="dxa"/>
+            <w:hideMark/>
+          </w:tcPr>
+          <w:p>
+            <w:pPr>
+              <w:rPr>
+                <w:sz w:val="22"/>
+                <w:szCs w:val="22"/>
+              </w:rPr>
+            </w:pPr>
+            <w:r>
+              <w:rPr>
+                <w:sz w:val="22"/>
+                <w:szCs w:val="22"/>
+              </w:rPr>
               <w:t>9</w:t>
             </w:r>
           </w:p>
         </w:tc>
         <w:tc>
           <w:tcPr>
-            <w:tcW w:w="0" w:type="auto"/>
+            <w:tcW w:w="4824" w:type="dxa"/>
             <w:hideMark/>
           </w:tcPr>
           <w:p>
@@ -2092,7 +2122,7 @@
         </w:tc>
         <w:tc>
           <w:tcPr>
-            <w:tcW w:w="0" w:type="auto"/>
+            <w:tcW w:w="7301" w:type="dxa"/>
             <w:hideMark/>
           </w:tcPr>
           <w:p>
@@ -2113,7 +2143,7 @@
         </w:tc>
         <w:tc>
           <w:tcPr>
-            <w:tcW w:w="0" w:type="auto"/>
+            <w:tcW w:w="1253" w:type="dxa"/>
             <w:hideMark/>
           </w:tcPr>
           <w:p>
@@ -2136,7 +2166,7 @@
       <w:tr>
         <w:tc>
           <w:tcPr>
-            <w:tcW w:w="0" w:type="auto"/>
+            <w:tcW w:w="1285" w:type="dxa"/>
             <w:hideMark/>
           </w:tcPr>
           <w:p>
@@ -2157,7 +2187,7 @@
         </w:tc>
         <w:tc>
           <w:tcPr>
-            <w:tcW w:w="0" w:type="auto"/>
+            <w:tcW w:w="4824" w:type="dxa"/>
             <w:hideMark/>
           </w:tcPr>
           <w:p>
@@ -2178,7 +2208,7 @@
         </w:tc>
         <w:tc>
           <w:tcPr>
-            <w:tcW w:w="0" w:type="auto"/>
+            <w:tcW w:w="7301" w:type="dxa"/>
             <w:hideMark/>
           </w:tcPr>
           <w:p>
@@ -2199,7 +2229,7 @@
         </w:tc>
         <w:tc>
           <w:tcPr>
-            <w:tcW w:w="0" w:type="auto"/>
+            <w:tcW w:w="1253" w:type="dxa"/>
             <w:hideMark/>
           </w:tcPr>
           <w:p>
@@ -2222,7 +2252,7 @@
       <w:tr>
         <w:tc>
           <w:tcPr>
-            <w:tcW w:w="0" w:type="auto"/>
+            <w:tcW w:w="1285" w:type="dxa"/>
             <w:hideMark/>
           </w:tcPr>
           <w:p>
@@ -2243,7 +2273,7 @@
         </w:tc>
         <w:tc>
           <w:tcPr>
-            <w:tcW w:w="0" w:type="auto"/>
+            <w:tcW w:w="4824" w:type="dxa"/>
             <w:hideMark/>
           </w:tcPr>
           <w:p>
@@ -2264,7 +2294,7 @@
         </w:tc>
         <w:tc>
           <w:tcPr>
-            <w:tcW w:w="0" w:type="auto"/>
+            <w:tcW w:w="7301" w:type="dxa"/>
             <w:hideMark/>
           </w:tcPr>
           <w:p>
@@ -2301,7 +2331,7 @@
         </w:tc>
         <w:tc>
           <w:tcPr>
-            <w:tcW w:w="0" w:type="auto"/>
+            <w:tcW w:w="1253" w:type="dxa"/>
             <w:hideMark/>
           </w:tcPr>
           <w:p>
@@ -2324,7 +2354,7 @@
       <w:tr>
         <w:tc>
           <w:tcPr>
-            <w:tcW w:w="0" w:type="auto"/>
+            <w:tcW w:w="1285" w:type="dxa"/>
             <w:hideMark/>
           </w:tcPr>
           <w:p>
@@ -2345,7 +2375,7 @@
         </w:tc>
         <w:tc>
           <w:tcPr>
-            <w:tcW w:w="0" w:type="auto"/>
+            <w:tcW w:w="4824" w:type="dxa"/>
             <w:hideMark/>
           </w:tcPr>
           <w:p>
@@ -2366,7 +2396,7 @@
         </w:tc>
         <w:tc>
           <w:tcPr>
-            <w:tcW w:w="0" w:type="auto"/>
+            <w:tcW w:w="7301" w:type="dxa"/>
             <w:hideMark/>
           </w:tcPr>
           <w:p>
@@ -2387,7 +2417,7 @@
         </w:tc>
         <w:tc>
           <w:tcPr>
-            <w:tcW w:w="0" w:type="auto"/>
+            <w:tcW w:w="1253" w:type="dxa"/>
             <w:hideMark/>
           </w:tcPr>
           <w:p>
@@ -2410,7 +2440,7 @@
       <w:tr>
         <w:tc>
           <w:tcPr>
-            <w:tcW w:w="0" w:type="auto"/>
+            <w:tcW w:w="1285" w:type="dxa"/>
             <w:hideMark/>
           </w:tcPr>
           <w:p>
@@ -2431,7 +2461,7 @@
         </w:tc>
         <w:tc>
           <w:tcPr>
-            <w:tcW w:w="0" w:type="auto"/>
+            <w:tcW w:w="4824" w:type="dxa"/>
             <w:hideMark/>
           </w:tcPr>
           <w:p>
@@ -2452,7 +2482,7 @@
         </w:tc>
         <w:tc>
           <w:tcPr>
-            <w:tcW w:w="0" w:type="auto"/>
+            <w:tcW w:w="7301" w:type="dxa"/>
             <w:hideMark/>
           </w:tcPr>
           <w:p>
@@ -2473,7 +2503,7 @@
         </w:tc>
         <w:tc>
           <w:tcPr>
-            <w:tcW w:w="0" w:type="auto"/>
+            <w:tcW w:w="1253" w:type="dxa"/>
             <w:hideMark/>
           </w:tcPr>
           <w:p>
@@ -2504,8 +2534,8 @@
       </w:pPr>
     </w:p>
     <w:sectPr>
-      <w:pgSz w:w="12240" w:h="15840"/>
-      <w:pgMar w:top="1440" w:right="1440" w:bottom="1440" w:left="1440" w:header="720" w:footer="720" w:gutter="0"/>
+      <w:pgSz w:w="15840" w:h="12240" w:orient="landscape"/>
+      <w:pgMar w:top="720" w:right="720" w:bottom="720" w:left="720" w:header="720" w:footer="720" w:gutter="0"/>
       <w:cols w:space="720"/>
       <w:docGrid w:linePitch="360"/>
     </w:sectPr>

--- a/DAEN300F26/Topics.docx
+++ b/DAEN300F26/Topics.docx
@@ -2,6 +2,213 @@
 <file path=word/document.xml><?xml version="1.0" encoding="utf-8"?>
 <w:document xmlns:wpc="http://schemas.microsoft.com/office/word/2010/wordprocessingCanvas" xmlns:cx="http://schemas.microsoft.com/office/drawing/2014/chartex" xmlns:cx1="http://schemas.microsoft.com/office/drawing/2015/9/8/chartex" xmlns:cx2="http://schemas.microsoft.com/office/drawing/2015/10/21/chartex" xmlns:cx3="http://schemas.microsoft.com/office/drawing/2016/5/9/chartex" xmlns:cx4="http://schemas.microsoft.com/office/drawing/2016/5/10/chartex" xmlns:cx5="http://schemas.microsoft.com/office/drawing/2016/5/11/chartex" xmlns:cx6="http://schemas.microsoft.com/office/drawing/2016/5/12/chartex" xmlns:cx7="http://schemas.microsoft.com/office/drawing/2016/5/13/chartex" xmlns:cx8="http://schemas.microsoft.com/office/drawing/2016/5/14/chartex" xmlns:mc="http://schemas.openxmlformats.org/markup-compatibility/2006" xmlns:m="http://schemas.openxmlformats.org/officeDocument/2006/math" xmlns:aink="http://schemas.microsoft.com/office/drawing/2016/ink" xmlns:am3d="http://schemas.microsoft.com/office/drawing/2017/model3d" xmlns:oel="http://schemas.microsoft.com/office/2019/extlst" xmlns:r="http://schemas.openxmlformats.org/officeDocument/2006/relationships" xmlns:wp14="http://schemas.microsoft.com/office/word/2010/wordprocessingDrawing" xmlns:wp="http://schemas.openxmlformats.org/drawingml/2006/wordprocessingDrawing" xmlns:wpg="http://schemas.microsoft.com/office/word/2010/wordprocessingGroup" xmlns:wpi="http://schemas.microsoft.com/office/word/2010/wordprocessingInk" xmlns:wps="http://schemas.microsoft.com/office/word/2010/wordprocessingShape" xmlns:o="urn:schemas-microsoft-com:office:office" xmlns:v="urn:schemas-microsoft-com:vml" xmlns:w10="urn:schemas-microsoft-com:office:word" xmlns:w="http://schemas.openxmlformats.org/wordprocessingml/2006/main" xmlns:w14="http://schemas.microsoft.com/office/word/2010/wordml" xmlns:w15="http://schemas.microsoft.com/office/word/2012/wordml" xmlns:w16cex="http://schemas.microsoft.com/office/word/2018/wordml/cex" xmlns:w16cid="http://schemas.microsoft.com/office/word/2016/wordml/cid" xmlns:w16="http://schemas.microsoft.com/office/word/2018/wordml" xmlns:w16sdtdh="http://schemas.microsoft.com/office/word/2020/wordml/sdtdatahash" xmlns:w16sdtfl="http://schemas.microsoft.com/office/word/2024/wordml/sdtformatlock" xmlns:w16se="http://schemas.microsoft.com/office/word/2015/wordml/symex" xmlns:w16du="http://schemas.microsoft.com/office/word/2023/wordml/word16du" xmlns:wne="http://schemas.microsoft.com/office/word/2006/wordml" mc:Ignorable="w14 w15 w16se w16cid w16 w16cex w16sdtdh w16sdtfl w16du wp14">
   <w:body>
+    <w:p>
+      <w:pPr>
+        <w:rPr>
+          <w:sz w:val="22"/>
+          <w:szCs w:val="22"/>
+        </w:rPr>
+      </w:pPr>
+    </w:p>
+    <w:p>
+      <w:pPr>
+        <w:rPr>
+          <w:sz w:val="22"/>
+          <w:szCs w:val="22"/>
+        </w:rPr>
+      </w:pPr>
+      <w:r>
+        <w:rPr>
+          <w:noProof/>
+          <w:sz w:val="22"/>
+          <w:szCs w:val="22"/>
+        </w:rPr>
+        <w:drawing>
+          <wp:inline distT="0" distB="0" distL="0" distR="0" wp14:anchorId="4FDC545F" wp14:editId="1A889768">
+            <wp:extent cx="9144000" cy="2156460"/>
+            <wp:effectExtent l="0" t="0" r="0" b="2540"/>
+            <wp:docPr id="1480640073" name="Picture 1"/>
+            <wp:cNvGraphicFramePr>
+              <a:graphicFrameLocks xmlns:a="http://schemas.openxmlformats.org/drawingml/2006/main" noChangeAspect="1"/>
+            </wp:cNvGraphicFramePr>
+            <a:graphic xmlns:a="http://schemas.openxmlformats.org/drawingml/2006/main">
+              <a:graphicData uri="http://schemas.openxmlformats.org/drawingml/2006/picture">
+                <pic:pic xmlns:pic="http://schemas.openxmlformats.org/drawingml/2006/picture">
+                  <pic:nvPicPr>
+                    <pic:cNvPr id="1480640073" name="Picture 1480640073"/>
+                    <pic:cNvPicPr/>
+                  </pic:nvPicPr>
+                  <pic:blipFill>
+                    <a:blip r:embed="rId4" cstate="print">
+                      <a:extLst>
+                        <a:ext uri="{28A0092B-C50C-407E-A947-70E740481C1C}">
+                          <a14:useLocalDpi xmlns:a14="http://schemas.microsoft.com/office/drawing/2010/main" val="0"/>
+                        </a:ext>
+                      </a:extLst>
+                    </a:blip>
+                    <a:stretch>
+                      <a:fillRect/>
+                    </a:stretch>
+                  </pic:blipFill>
+                  <pic:spPr>
+                    <a:xfrm>
+                      <a:off x="0" y="0"/>
+                      <a:ext cx="9144000" cy="2156460"/>
+                    </a:xfrm>
+                    <a:prstGeom prst="rect">
+                      <a:avLst/>
+                    </a:prstGeom>
+                  </pic:spPr>
+                </pic:pic>
+              </a:graphicData>
+            </a:graphic>
+          </wp:inline>
+        </w:drawing>
+      </w:r>
+    </w:p>
+    <w:p>
+      <w:pPr>
+        <w:rPr>
+          <w:sz w:val="22"/>
+          <w:szCs w:val="22"/>
+        </w:rPr>
+      </w:pPr>
+      <w:r>
+        <w:rPr>
+          <w:sz w:val="22"/>
+          <w:szCs w:val="22"/>
+        </w:rPr>
+        <w:br w:type="page"/>
+      </w:r>
+    </w:p>
+    <w:p>
+      <w:pPr>
+        <w:rPr>
+          <w:sz w:val="22"/>
+          <w:szCs w:val="22"/>
+        </w:rPr>
+      </w:pPr>
+      <w:r>
+        <w:rPr>
+          <w:noProof/>
+          <w:sz w:val="22"/>
+          <w:szCs w:val="22"/>
+        </w:rPr>
+        <w:lastRenderedPageBreak/>
+        <w:drawing>
+          <wp:inline distT="0" distB="0" distL="0" distR="0" wp14:anchorId="72D5BEBC" wp14:editId="783814F3">
+            <wp:extent cx="5664200" cy="5981700"/>
+            <wp:effectExtent l="0" t="0" r="0" b="0"/>
+            <wp:docPr id="1697984619" name="Picture 2"/>
+            <wp:cNvGraphicFramePr>
+              <a:graphicFrameLocks xmlns:a="http://schemas.openxmlformats.org/drawingml/2006/main" noChangeAspect="1"/>
+            </wp:cNvGraphicFramePr>
+            <a:graphic xmlns:a="http://schemas.openxmlformats.org/drawingml/2006/main">
+              <a:graphicData uri="http://schemas.openxmlformats.org/drawingml/2006/picture">
+                <pic:pic xmlns:pic="http://schemas.openxmlformats.org/drawingml/2006/picture">
+                  <pic:nvPicPr>
+                    <pic:cNvPr id="1697984619" name="Picture 1697984619"/>
+                    <pic:cNvPicPr/>
+                  </pic:nvPicPr>
+                  <pic:blipFill>
+                    <a:blip r:embed="rId5" cstate="print">
+                      <a:extLst>
+                        <a:ext uri="{28A0092B-C50C-407E-A947-70E740481C1C}">
+                          <a14:useLocalDpi xmlns:a14="http://schemas.microsoft.com/office/drawing/2010/main" val="0"/>
+                        </a:ext>
+                      </a:extLst>
+                    </a:blip>
+                    <a:stretch>
+                      <a:fillRect/>
+                    </a:stretch>
+                  </pic:blipFill>
+                  <pic:spPr>
+                    <a:xfrm>
+                      <a:off x="0" y="0"/>
+                      <a:ext cx="5664200" cy="5981700"/>
+                    </a:xfrm>
+                    <a:prstGeom prst="rect">
+                      <a:avLst/>
+                    </a:prstGeom>
+                  </pic:spPr>
+                </pic:pic>
+              </a:graphicData>
+            </a:graphic>
+          </wp:inline>
+        </w:drawing>
+      </w:r>
+      <w:r>
+        <w:rPr>
+          <w:sz w:val="22"/>
+          <w:szCs w:val="22"/>
+        </w:rPr>
+        <w:br w:type="page"/>
+      </w:r>
+    </w:p>
+    <w:p>
+      <w:pPr>
+        <w:rPr>
+          <w:sz w:val="22"/>
+          <w:szCs w:val="22"/>
+        </w:rPr>
+      </w:pPr>
+      <w:r>
+        <w:rPr>
+          <w:noProof/>
+          <w:sz w:val="22"/>
+          <w:szCs w:val="22"/>
+        </w:rPr>
+        <w:lastRenderedPageBreak/>
+        <w:drawing>
+          <wp:inline distT="0" distB="0" distL="0" distR="0" wp14:anchorId="1FF28AE3" wp14:editId="024A51FD">
+            <wp:extent cx="6891020" cy="6858000"/>
+            <wp:effectExtent l="0" t="0" r="5080" b="0"/>
+            <wp:docPr id="239940994" name="Picture 3"/>
+            <wp:cNvGraphicFramePr>
+              <a:graphicFrameLocks xmlns:a="http://schemas.openxmlformats.org/drawingml/2006/main" noChangeAspect="1"/>
+            </wp:cNvGraphicFramePr>
+            <a:graphic xmlns:a="http://schemas.openxmlformats.org/drawingml/2006/main">
+              <a:graphicData uri="http://schemas.openxmlformats.org/drawingml/2006/picture">
+                <pic:pic xmlns:pic="http://schemas.openxmlformats.org/drawingml/2006/picture">
+                  <pic:nvPicPr>
+                    <pic:cNvPr id="239940994" name="Picture 239940994"/>
+                    <pic:cNvPicPr/>
+                  </pic:nvPicPr>
+                  <pic:blipFill>
+                    <a:blip r:embed="rId6" cstate="print">
+                      <a:extLst>
+                        <a:ext uri="{28A0092B-C50C-407E-A947-70E740481C1C}">
+                          <a14:useLocalDpi xmlns:a14="http://schemas.microsoft.com/office/drawing/2010/main" val="0"/>
+                        </a:ext>
+                      </a:extLst>
+                    </a:blip>
+                    <a:stretch>
+                      <a:fillRect/>
+                    </a:stretch>
+                  </pic:blipFill>
+                  <pic:spPr>
+                    <a:xfrm>
+                      <a:off x="0" y="0"/>
+                      <a:ext cx="6891020" cy="6858000"/>
+                    </a:xfrm>
+                    <a:prstGeom prst="rect">
+                      <a:avLst/>
+                    </a:prstGeom>
+                  </pic:spPr>
+                </pic:pic>
+              </a:graphicData>
+            </a:graphic>
+          </wp:inline>
+        </w:drawing>
+      </w:r>
+      <w:r>
+        <w:rPr>
+          <w:sz w:val="22"/>
+          <w:szCs w:val="22"/>
+        </w:rPr>
+        <w:br w:type="page"/>
+      </w:r>
+    </w:p>
     <w:p>
       <w:pPr>
         <w:spacing w:after="0"/>
